--- a/backend/temas_archivos/examen_6/competencia_linguistica/competencia_linguistica_pregunta_7.docx
+++ b/backend/temas_archivos/examen_6/competencia_linguistica/competencia_linguistica_pregunta_7.docx
@@ -1,267 +1,267 @@
 
 <file path=word/document.xml><?xml version="1.0" encoding="utf-8"?>
-<ns0:document xmlns:ns0="http://schemas.openxmlformats.org/wordprocessingml/2006/main" xmlns:ns1="http://schemas.openxmlformats.org/markup-compatibility/2006" xmlns:ns2="http://schemas.microsoft.com/office/word/2010/wordml" xmlns:ns3="http://schemas.openxmlformats.org/drawingml/2006/wordprocessingDrawing" xmlns:ns4="http://schemas.microsoft.com/office/word/2010/wordprocessingDrawing" xmlns:ns5="http://schemas.openxmlformats.org/drawingml/2006/main" xmlns:ns6="http://schemas.microsoft.com/office/word/2010/wordprocessingShape" xmlns:ns7="urn:schemas-microsoft-com:vml" xmlns:ns8="urn:schemas-microsoft-com:office:office" xmlns:ns9="http://schemas.openxmlformats.org/officeDocument/2006/relationships" ns1:Ignorable="w14 w15 w16se w16cid w16 w16cex w16sdtdh w16sdtfl w16du wp14">
-  <ns0:body>
-    <ns0:p ns2:paraId="7611B1F8" ns2:textId="77777777">
-      <ns0:pPr>
-        <ns0:pStyle ns0:val="Prrafodelista"/>
-        <ns0:numPr>
-          <ns0:ilvl ns0:val="0"/>
-          <ns0:numId ns0:val="1"/>
-        </ns0:numPr>
-        <ns0:rPr>
-          <ns0:rFonts ns0:ascii="Times New Roman" ns0:hAnsi="Times New Roman" ns0:cs="Times New Roman"/>
-          <ns0:sz ns0:val="24"/>
-          <ns0:szCs ns0:val="24"/>
-        </ns0:rPr>
-      </ns0:pPr>
-      <ns0:r>
-        <ns0:rPr>
-          <ns0:rFonts ns0:ascii="Times New Roman" ns0:hAnsi="Times New Roman" ns0:cs="Times New Roman"/>
-          <ns0:sz ns0:val="24"/>
-          <ns0:szCs ns0:val="24"/>
-        </ns0:rPr>
-        <ns0:t>Reconozca la forma de redacción del siguiente texto:</ns0:t>
-      </ns0:r>
-    </ns0:p>
-    <ns0:p ns2:paraId="1FE57A12" ns2:textId="77777777">
-      <ns0:pPr>
-        <ns0:pStyle ns0:val="Prrafodelista"/>
-        <ns0:ind ns0:left="1080"/>
-        <ns0:jc ns0:val="both"/>
-        <ns0:rPr>
-          <ns0:rFonts ns0:ascii="Times New Roman" ns0:hAnsi="Times New Roman" ns0:cs="Times New Roman"/>
-          <ns0:sz ns0:val="24"/>
-          <ns0:szCs ns0:val="24"/>
-        </ns0:rPr>
-      </ns0:pPr>
-      <ns0:r>
-        <ns0:rPr>
-          <ns0:rFonts ns0:ascii="Times New Roman" ns0:hAnsi="Times New Roman" ns0:cs="Times New Roman"/>
-          <ns0:noProof/>
-          <ns0:sz ns0:val="24"/>
-          <ns0:szCs ns0:val="24"/>
-          <ns0:lang ns0:eastAsia="es-PE"/>
-        </ns0:rPr>
-        <ns1:AlternateContent>
-          <ns1:Choice Requires="wps">
-            <ns0:drawing>
-              <ns3:anchor distT="0" distB="0" distL="114300" distR="114300" simplePos="0" relativeHeight="251665408" behindDoc="0" locked="0" layoutInCell="1" allowOverlap="1" ns4:anchorId="62F9DF60" ns4:editId="26FB4676">
-                <ns3:simplePos x="0" y="0"/>
-                <ns3:positionH relativeFrom="column">
-                  <ns3:posOffset>492995</ns3:posOffset>
-                </ns3:positionH>
-                <ns3:positionV relativeFrom="paragraph">
-                  <ns3:posOffset>66175</ns3:posOffset>
-                </ns3:positionV>
-                <ns3:extent cx="58521" cy="58521"/>
-                <ns3:effectExtent l="0" t="0" r="17780" b="17780"/>
-                <ns3:wrapNone/>
-                <ns3:docPr id="22" name="Elipse 22"/>
-                <ns3:cNvGraphicFramePr/>
-                <ns5:graphic>
-                  <ns5:graphicData uri="http://schemas.microsoft.com/office/word/2010/wordprocessingShape">
+<w:document xmlns:a="http://schemas.openxmlformats.org/drawingml/2006/main" xmlns:mc="http://schemas.openxmlformats.org/markup-compatibility/2006" xmlns:ns2="http://schemas.microsoft.com/office/word/2010/wordml" xmlns:ns4="http://schemas.microsoft.com/office/word/2010/wordprocessingDrawing" xmlns:ns6="http://schemas.microsoft.com/office/word/2010/wordprocessingShape" xmlns:o="urn:schemas-microsoft-com:office:office" xmlns:r="http://schemas.openxmlformats.org/officeDocument/2006/relationships" xmlns:v="urn:schemas-microsoft-com:vml" xmlns:w="http://schemas.openxmlformats.org/wordprocessingml/2006/main" xmlns:wp="http://schemas.openxmlformats.org/drawingml/2006/wordprocessingDrawing" mc:Ignorable="w14 w15 w16se w16cid w16 w16cex w16sdtdh w16sdtfl w16du wp14">
+  <w:body>
+    <w:p ns2:paraId="7611B1F8" ns2:textId="77777777">
+      <w:pPr>
+        <w:pStyle w:val="Prrafodelista"/>
+        <w:numPr>
+          <w:ilvl w:val="0"/>
+          <w:numId w:val="1"/>
+        </w:numPr>
+        <w:rPr>
+          <w:rFonts w:ascii="Times New Roman" w:hAnsi="Times New Roman" w:cs="Times New Roman"/>
+          <w:sz w:val="24"/>
+          <w:szCs w:val="24"/>
+        </w:rPr>
+      </w:pPr>
+      <w:r>
+        <w:rPr>
+          <w:rFonts w:ascii="Times New Roman" w:hAnsi="Times New Roman" w:cs="Times New Roman"/>
+          <w:sz w:val="24"/>
+          <w:szCs w:val="24"/>
+        </w:rPr>
+        <w:t>Reconozca la forma de redacción del siguiente texto:</w:t>
+      </w:r>
+    </w:p>
+    <w:p ns2:paraId="1FE57A12" ns2:textId="77777777">
+      <w:pPr>
+        <w:pStyle w:val="Prrafodelista"/>
+        <w:ind w:left="1080"/>
+        <w:jc w:val="both"/>
+        <w:rPr>
+          <w:rFonts w:ascii="Times New Roman" w:hAnsi="Times New Roman" w:cs="Times New Roman"/>
+          <w:sz w:val="24"/>
+          <w:szCs w:val="24"/>
+        </w:rPr>
+      </w:pPr>
+      <w:r>
+        <w:rPr>
+          <w:rFonts w:ascii="Times New Roman" w:hAnsi="Times New Roman" w:cs="Times New Roman"/>
+          <w:noProof/>
+          <w:sz w:val="24"/>
+          <w:szCs w:val="24"/>
+          <w:lang w:eastAsia="es-PE"/>
+        </w:rPr>
+        <mc:AlternateContent>
+          <mc:Choice Requires="wps">
+            <w:drawing>
+              <wp:anchor distT="0" distB="0" distL="114300" distR="114300" simplePos="0" relativeHeight="251665408" behindDoc="0" locked="0" layoutInCell="1" allowOverlap="1" ns4:anchorId="62F9DF60" ns4:editId="26FB4676">
+                <wp:simplePos x="0" y="0"/>
+                <wp:positionH relativeFrom="column">
+                  <wp:posOffset>492995</wp:posOffset>
+                </wp:positionH>
+                <wp:positionV relativeFrom="paragraph">
+                  <wp:posOffset>66175</wp:posOffset>
+                </wp:positionV>
+                <wp:extent cx="58521" cy="58521"/>
+                <wp:effectExtent l="0" t="0" r="17780" b="17780"/>
+                <wp:wrapNone/>
+                <wp:docPr id="22" name="Elipse 22"/>
+                <wp:cNvGraphicFramePr/>
+                <a:graphic>
+                  <a:graphicData uri="http://schemas.microsoft.com/office/word/2010/wordprocessingShape">
                     <ns6:wsp>
                       <ns6:cNvSpPr/>
                       <ns6:spPr>
-                        <ns5:xfrm>
-                          <ns5:off x="0" y="0"/>
-                          <ns5:ext cx="58521" cy="58521"/>
-                        </ns5:xfrm>
-                        <ns5:prstGeom prst="ellipse">
-                          <ns5:avLst/>
-                        </ns5:prstGeom>
+                        <a:xfrm>
+                          <a:off x="0" y="0"/>
+                          <a:ext cx="58521" cy="58521"/>
+                        </a:xfrm>
+                        <a:prstGeom prst="ellipse">
+                          <a:avLst/>
+                        </a:prstGeom>
                       </ns6:spPr>
                       <ns6:style>
-                        <ns5:lnRef idx="2">
-                          <ns5:schemeClr val="dk1">
-                            <ns5:shade val="50000"/>
-                          </ns5:schemeClr>
-                        </ns5:lnRef>
-                        <ns5:fillRef idx="1">
-                          <ns5:schemeClr val="dk1"/>
-                        </ns5:fillRef>
-                        <ns5:effectRef idx="0">
-                          <ns5:schemeClr val="dk1"/>
-                        </ns5:effectRef>
-                        <ns5:fontRef idx="minor">
-                          <ns5:schemeClr val="lt1"/>
-                        </ns5:fontRef>
+                        <a:lnRef idx="2">
+                          <a:schemeClr val="dk1">
+                            <a:shade val="50000"/>
+                          </a:schemeClr>
+                        </a:lnRef>
+                        <a:fillRef idx="1">
+                          <a:schemeClr val="dk1"/>
+                        </a:fillRef>
+                        <a:effectRef idx="0">
+                          <a:schemeClr val="dk1"/>
+                        </a:effectRef>
+                        <a:fontRef idx="minor">
+                          <a:schemeClr val="lt1"/>
+                        </a:fontRef>
                       </ns6:style>
                       <ns6:bodyPr rot="0" spcFirstLastPara="0" vertOverflow="overflow" horzOverflow="overflow" vert="horz" wrap="square" lIns="91440" tIns="45720" rIns="91440" bIns="45720" numCol="1" spcCol="0" rtlCol="0" fromWordArt="0" anchor="ctr" anchorCtr="0" forceAA="0" compatLnSpc="1">
-                        <ns5:prstTxWarp prst="textNoShape">
-                          <ns5:avLst/>
-                        </ns5:prstTxWarp>
-                        <ns5:noAutofit/>
+                        <a:prstTxWarp prst="textNoShape">
+                          <a:avLst/>
+                        </a:prstTxWarp>
+                        <a:noAutofit/>
                       </ns6:bodyPr>
                     </ns6:wsp>
-                  </ns5:graphicData>
-                </ns5:graphic>
-              </ns3:anchor>
-            </ns0:drawing>
-          </ns1:Choice>
-          <ns1:Fallback>
-            <ns0:pict>
-              <ns7:oval ns2:anchorId="661C52D9" id="Elipse 22" ns8:spid="_x0000_s1026" style="position:absolute;margin-left:38.8pt;margin-top:5.2pt;width:4.6pt;height:4.6pt;z-index:251665408;visibility:visible;mso-wrap-style:square;mso-wrap-distance-left:9pt;mso-wrap-distance-top:0;mso-wrap-distance-right:9pt;mso-wrap-distance-bottom:0;mso-position-horizontal:absolute;mso-position-horizontal-relative:text;mso-position-vertical:absolute;mso-position-vertical-relative:text;v-text-anchor:middle" ns8:gfxdata="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" fillcolor="black [3200]" strokecolor="black [1600]" strokeweight="1pt">
-                <ns7:stroke joinstyle="miter"/>
-              </ns7:oval>
-            </ns0:pict>
-          </ns1:Fallback>
-        </ns1:AlternateContent>
-      </ns0:r>
-      <ns0:r>
-        <ns0:rPr>
-          <ns0:rFonts ns0:ascii="Times New Roman" ns0:hAnsi="Times New Roman" ns0:cs="Times New Roman"/>
-          <ns0:sz ns0:val="24"/>
-          <ns0:szCs ns0:val="24"/>
-        </ns0:rPr>
-        <ns0:t>Las bacterias son organismos unicelulares que están constituidos por un mesosoma, cromatina, ribosomas, membrana plasmática, pared y cápsula; además, presentan fimbrias y una cola.</ns0:t>
-      </ns0:r>
-    </ns0:p>
-    <ns0:p ns2:paraId="4188CB7F" ns2:textId="77777777">
-      <ns0:pPr>
-        <ns0:pStyle ns0:val="Prrafodelista"/>
-        <ns0:ind ns0:left="1080"/>
-        <ns0:rPr>
-          <ns0:rFonts ns0:ascii="Times New Roman" ns0:hAnsi="Times New Roman" ns0:cs="Times New Roman"/>
-          <ns0:sz ns0:val="24"/>
-          <ns0:szCs ns0:val="24"/>
-        </ns0:rPr>
-      </ns0:pPr>
-    </ns0:p>
-    <ns0:p ns2:paraId="37F3A180" ns2:textId="77777777">
-      <ns0:pPr>
-        <ns0:pStyle ns0:val="Prrafodelista"/>
-        <ns0:numPr>
-          <ns0:ilvl ns0:val="0"/>
-          <ns0:numId ns0:val="36"/>
-        </ns0:numPr>
-        <ns0:rPr>
-          <ns0:rFonts ns0:ascii="Times New Roman" ns0:hAnsi="Times New Roman" ns0:cs="Times New Roman"/>
-          <ns0:sz ns0:val="24"/>
-          <ns0:szCs ns0:val="24"/>
-          <ns0:highlight ns0:val="yellow"/>
-        </ns0:rPr>
-      </ns0:pPr>
-      <ns0:r>
-        <ns0:rPr>
-          <ns0:rFonts ns0:ascii="Times New Roman" ns0:hAnsi="Times New Roman" ns0:cs="Times New Roman"/>
-          <ns0:sz ns0:val="24"/>
-          <ns0:szCs ns0:val="24"/>
-          <ns0:highlight ns0:val="yellow"/>
-        </ns0:rPr>
-        <ns0:t>Descripción</ns0:t>
-      </ns0:r>
-    </ns0:p>
-    <ns0:p ns2:paraId="18878797" ns2:textId="77777777">
-      <ns0:pPr>
-        <ns0:pStyle ns0:val="Prrafodelista"/>
-        <ns0:numPr>
-          <ns0:ilvl ns0:val="0"/>
-          <ns0:numId ns0:val="36"/>
-        </ns0:numPr>
-        <ns0:rPr>
-          <ns0:rFonts ns0:ascii="Times New Roman" ns0:hAnsi="Times New Roman" ns0:cs="Times New Roman"/>
-          <ns0:sz ns0:val="24"/>
-          <ns0:szCs ns0:val="24"/>
-        </ns0:rPr>
-      </ns0:pPr>
-      <ns0:r>
-        <ns0:rPr>
-          <ns0:rFonts ns0:ascii="Times New Roman" ns0:hAnsi="Times New Roman" ns0:cs="Times New Roman"/>
-          <ns0:sz ns0:val="24"/>
-          <ns0:szCs ns0:val="24"/>
-        </ns0:rPr>
-        <ns0:t>Narración</ns0:t>
-      </ns0:r>
-    </ns0:p>
-    <ns0:p ns2:paraId="22696866" ns2:textId="77777777">
-      <ns0:pPr>
-        <ns0:pStyle ns0:val="Prrafodelista"/>
-        <ns0:numPr>
-          <ns0:ilvl ns0:val="0"/>
-          <ns0:numId ns0:val="36"/>
-        </ns0:numPr>
-        <ns0:rPr>
-          <ns0:rFonts ns0:ascii="Times New Roman" ns0:hAnsi="Times New Roman" ns0:cs="Times New Roman"/>
-          <ns0:sz ns0:val="24"/>
-          <ns0:szCs ns0:val="24"/>
-        </ns0:rPr>
-      </ns0:pPr>
-      <ns0:r>
-        <ns0:rPr>
-          <ns0:rFonts ns0:ascii="Times New Roman" ns0:hAnsi="Times New Roman" ns0:cs="Times New Roman"/>
-          <ns0:sz ns0:val="24"/>
-          <ns0:szCs ns0:val="24"/>
-        </ns0:rPr>
-        <ns0:t>Exposición</ns0:t>
-      </ns0:r>
-    </ns0:p>
-    <ns0:p ns2:paraId="40D6E1E7" ns2:textId="77777777">
-      <ns0:pPr>
-        <ns0:pStyle ns0:val="Prrafodelista"/>
-        <ns0:numPr>
-          <ns0:ilvl ns0:val="0"/>
-          <ns0:numId ns0:val="36"/>
-        </ns0:numPr>
-        <ns0:rPr>
-          <ns0:rFonts ns0:ascii="Times New Roman" ns0:hAnsi="Times New Roman" ns0:cs="Times New Roman"/>
-          <ns0:sz ns0:val="24"/>
-          <ns0:szCs ns0:val="24"/>
-        </ns0:rPr>
-      </ns0:pPr>
-      <ns0:r>
-        <ns0:rPr>
-          <ns0:rFonts ns0:ascii="Times New Roman" ns0:hAnsi="Times New Roman" ns0:cs="Times New Roman"/>
-          <ns0:sz ns0:val="24"/>
-          <ns0:szCs ns0:val="24"/>
-        </ns0:rPr>
-        <ns0:t>Argumentación</ns0:t>
-      </ns0:r>
-    </ns0:p>
-    <ns0:p ns2:paraId="0EA53463" ns2:textId="77777777">
-      <ns0:pPr>
-        <ns0:pStyle ns0:val="Prrafodelista"/>
-        <ns0:numPr>
-          <ns0:ilvl ns0:val="0"/>
-          <ns0:numId ns0:val="36"/>
-        </ns0:numPr>
-        <ns0:rPr>
-          <ns0:rFonts ns0:ascii="Times New Roman" ns0:hAnsi="Times New Roman" ns0:cs="Times New Roman"/>
-          <ns0:sz ns0:val="24"/>
-          <ns0:szCs ns0:val="24"/>
-        </ns0:rPr>
-      </ns0:pPr>
-      <ns0:r>
-        <ns0:rPr>
-          <ns0:rFonts ns0:ascii="Times New Roman" ns0:hAnsi="Times New Roman" ns0:cs="Times New Roman"/>
-          <ns0:sz ns0:val="24"/>
-          <ns0:szCs ns0:val="24"/>
-        </ns0:rPr>
-        <ns0:t>Exclamación</ns0:t>
-      </ns0:r>
-    </ns0:p>
-    <ns0:p ns2:paraId="72D768CB" ns2:textId="77777777">
-      <ns0:pPr>
-        <ns0:pStyle ns0:val="Prrafodelista"/>
-        <ns0:rPr>
-          <ns0:rFonts ns0:ascii="Times New Roman" ns0:hAnsi="Times New Roman" ns0:cs="Times New Roman"/>
-          <ns0:sz ns0:val="24"/>
-          <ns0:szCs ns0:val="24"/>
-        </ns0:rPr>
-      </ns0:pPr>
-    </ns0:p>
-    <ns0:p/>
-    <ns0:sectPr ns0:rsidR="006C372E" ns0:rsidRPr="00751676" ns0:rsidSect="00544F5E">
-      <ns0:headerReference ns0:type="default" ns9:id="rId19"/>
-      <ns0:footerReference ns0:type="default" ns9:id="rId20"/>
-      <ns0:pgSz ns0:w="12242" ns0:h="18722"/>
-      <ns0:pgMar ns0:top="1134" ns0:right="1134" ns0:bottom="1134" ns0:left="1134" ns0:header="709" ns0:footer="709" ns0:gutter="0"/>
-      <ns0:cols ns0:space="708"/>
-      <ns0:docGrid ns0:linePitch="360"/>
-    </ns0:sectPr>
-  </ns0:body>
-</ns0:document>
+                  </a:graphicData>
+                </a:graphic>
+              </wp:anchor>
+            </w:drawing>
+          </mc:Choice>
+          <mc:Fallback>
+            <w:pict>
+              <v:oval ns2:anchorId="661C52D9" id="Elipse 22" o:spid="_x0000_s1026" style="position:absolute;margin-left:38.8pt;margin-top:5.2pt;width:4.6pt;height:4.6pt;z-index:251665408;visibility:visible;mso-wrap-style:square;mso-wrap-distance-left:9pt;mso-wrap-distance-top:0;mso-wrap-distance-right:9pt;mso-wrap-distance-bottom:0;mso-position-horizontal:absolute;mso-position-horizontal-relative:text;mso-position-vertical:absolute;mso-position-vertical-relative:text;v-text-anchor:middle" o:gfxdata="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" fillcolor="black [3200]" strokecolor="black [1600]" strokeweight="1pt">
+                <v:stroke joinstyle="miter"/>
+              </v:oval>
+            </w:pict>
+          </mc:Fallback>
+        </mc:AlternateContent>
+      </w:r>
+      <w:r>
+        <w:rPr>
+          <w:rFonts w:ascii="Times New Roman" w:hAnsi="Times New Roman" w:cs="Times New Roman"/>
+          <w:sz w:val="24"/>
+          <w:szCs w:val="24"/>
+        </w:rPr>
+        <w:t>Las bacterias son organismos unicelulares que están constituidos por un mesosoma, cromatina, ribosomas, membrana plasmática, pared y cápsula; además, presentan fimbrias y una cola.</w:t>
+      </w:r>
+    </w:p>
+    <w:p ns2:paraId="4188CB7F" ns2:textId="77777777">
+      <w:pPr>
+        <w:pStyle w:val="Prrafodelista"/>
+        <w:ind w:left="1080"/>
+        <w:rPr>
+          <w:rFonts w:ascii="Times New Roman" w:hAnsi="Times New Roman" w:cs="Times New Roman"/>
+          <w:sz w:val="24"/>
+          <w:szCs w:val="24"/>
+        </w:rPr>
+      </w:pPr>
+    </w:p>
+    <w:p ns2:paraId="37F3A180" ns2:textId="77777777">
+      <w:pPr>
+        <w:pStyle w:val="Prrafodelista"/>
+        <w:numPr>
+          <w:ilvl w:val="0"/>
+          <w:numId w:val="36"/>
+        </w:numPr>
+        <w:rPr>
+          <w:rFonts w:ascii="Times New Roman" w:hAnsi="Times New Roman" w:cs="Times New Roman"/>
+          <w:sz w:val="24"/>
+          <w:szCs w:val="24"/>
+          <w:highlight w:val="yellow"/>
+        </w:rPr>
+      </w:pPr>
+      <w:r>
+        <w:rPr>
+          <w:rFonts w:ascii="Times New Roman" w:hAnsi="Times New Roman" w:cs="Times New Roman"/>
+          <w:sz w:val="24"/>
+          <w:szCs w:val="24"/>
+          <w:highlight w:val="yellow"/>
+        </w:rPr>
+        <w:t>Descripción</w:t>
+      </w:r>
+    </w:p>
+    <w:p ns2:paraId="18878797" ns2:textId="77777777">
+      <w:pPr>
+        <w:pStyle w:val="Prrafodelista"/>
+        <w:numPr>
+          <w:ilvl w:val="0"/>
+          <w:numId w:val="36"/>
+        </w:numPr>
+        <w:rPr>
+          <w:rFonts w:ascii="Times New Roman" w:hAnsi="Times New Roman" w:cs="Times New Roman"/>
+          <w:sz w:val="24"/>
+          <w:szCs w:val="24"/>
+        </w:rPr>
+      </w:pPr>
+      <w:r>
+        <w:rPr>
+          <w:rFonts w:ascii="Times New Roman" w:hAnsi="Times New Roman" w:cs="Times New Roman"/>
+          <w:sz w:val="24"/>
+          <w:szCs w:val="24"/>
+        </w:rPr>
+        <w:t>Narración</w:t>
+      </w:r>
+    </w:p>
+    <w:p ns2:paraId="22696866" ns2:textId="77777777">
+      <w:pPr>
+        <w:pStyle w:val="Prrafodelista"/>
+        <w:numPr>
+          <w:ilvl w:val="0"/>
+          <w:numId w:val="36"/>
+        </w:numPr>
+        <w:rPr>
+          <w:rFonts w:ascii="Times New Roman" w:hAnsi="Times New Roman" w:cs="Times New Roman"/>
+          <w:sz w:val="24"/>
+          <w:szCs w:val="24"/>
+        </w:rPr>
+      </w:pPr>
+      <w:r>
+        <w:rPr>
+          <w:rFonts w:ascii="Times New Roman" w:hAnsi="Times New Roman" w:cs="Times New Roman"/>
+          <w:sz w:val="24"/>
+          <w:szCs w:val="24"/>
+        </w:rPr>
+        <w:t>Exposición</w:t>
+      </w:r>
+    </w:p>
+    <w:p ns2:paraId="40D6E1E7" ns2:textId="77777777">
+      <w:pPr>
+        <w:pStyle w:val="Prrafodelista"/>
+        <w:numPr>
+          <w:ilvl w:val="0"/>
+          <w:numId w:val="36"/>
+        </w:numPr>
+        <w:rPr>
+          <w:rFonts w:ascii="Times New Roman" w:hAnsi="Times New Roman" w:cs="Times New Roman"/>
+          <w:sz w:val="24"/>
+          <w:szCs w:val="24"/>
+        </w:rPr>
+      </w:pPr>
+      <w:r>
+        <w:rPr>
+          <w:rFonts w:ascii="Times New Roman" w:hAnsi="Times New Roman" w:cs="Times New Roman"/>
+          <w:sz w:val="24"/>
+          <w:szCs w:val="24"/>
+        </w:rPr>
+        <w:t>Argumentación</w:t>
+      </w:r>
+    </w:p>
+    <w:p ns2:paraId="0EA53463" ns2:textId="77777777">
+      <w:pPr>
+        <w:pStyle w:val="Prrafodelista"/>
+        <w:numPr>
+          <w:ilvl w:val="0"/>
+          <w:numId w:val="36"/>
+        </w:numPr>
+        <w:rPr>
+          <w:rFonts w:ascii="Times New Roman" w:hAnsi="Times New Roman" w:cs="Times New Roman"/>
+          <w:sz w:val="24"/>
+          <w:szCs w:val="24"/>
+        </w:rPr>
+      </w:pPr>
+      <w:r>
+        <w:rPr>
+          <w:rFonts w:ascii="Times New Roman" w:hAnsi="Times New Roman" w:cs="Times New Roman"/>
+          <w:sz w:val="24"/>
+          <w:szCs w:val="24"/>
+        </w:rPr>
+        <w:t>Exclamación</w:t>
+      </w:r>
+    </w:p>
+    <w:p ns2:paraId="72D768CB" ns2:textId="77777777">
+      <w:pPr>
+        <w:pStyle w:val="Prrafodelista"/>
+        <w:rPr>
+          <w:rFonts w:ascii="Times New Roman" w:hAnsi="Times New Roman" w:cs="Times New Roman"/>
+          <w:sz w:val="24"/>
+          <w:szCs w:val="24"/>
+        </w:rPr>
+      </w:pPr>
+    </w:p>
+    <w:p/>
+    <w:sectPr>
+      <w:headerReference w:type="default" r:id="rId19"/>
+      <w:footerReference w:type="default" r:id="rId20"/>
+      <w:pgSz w:w="12242" w:h="18722"/>
+      <w:pgMar w:top="1134" w:right="1134" w:bottom="1134" w:left="1134" w:header="709" w:footer="709" w:gutter="0"/>
+      <w:cols w:space="708"/>
+      <w:docGrid w:linePitch="360"/>
+    </w:sectPr>
+  </w:body>
+</w:document>
 </file>
 
 <file path=word/endnotes.xml><?xml version="1.0" encoding="utf-8"?>
